--- a/shinmok1/pack/2610/H1MOGO26-10_30_SET.docx
+++ b/shinmok1/pack/2610/H1MOGO26-10_30_SET.docx
@@ -1014,7 +1014,7 @@
           <w:sz w:val="16"/>
           <w:u w:val="none"/>
         </w:rPr>
-        <w:t xml:space="preserve">  주어진 말을 모두 사용 · 필요한 단어 1개만 어형 변형</w:t>
+        <w:t xml:space="preserve">  주어진 말을 모두 사용 · 어형 변형 3곳 · 조건의 단어 수·구문을 지킬 것</w:t>
       </w:r>
     </w:p>
     <w:p>
@@ -1041,6 +1041,8 @@
           <w:u w:val="none"/>
         </w:rPr>
         <w:t>전력 회사들의 ‘자유’는 일반 개인을 희생시켜 늘어나는데, 그 개인은 그 보조금을 지급하기 위해 늘어난 세금으로 고통을 겪어야 한다.</w:t>
+        <w:br/>
+        <w:t>&lt;조건&gt; 구문: 관계대명사 who 계속적 용법(, who …) · 총 24단어</w:t>
       </w:r>
     </w:p>
     <w:p>
@@ -1057,7 +1059,7 @@
           <w:sz w:val="17"/>
           <w:u w:val="none"/>
         </w:rPr>
-        <w:t>increased / is / at the expense of / the electricity companies’ “freedom” / the ordinary individual / who / must / suffer from / increase / the subsidy / to pay for / taxation</w:t>
+        <w:t>increase / the electricity companies’ “freedom” / at the expense of / the ordinary individual / who / must / suffer / from / the subsidy / taxation / pay for / increase</w:t>
       </w:r>
     </w:p>
     <w:p>
@@ -1977,25 +1979,7 @@
           <w:sz w:val="17"/>
           <w:u w:val="none"/>
         </w:rPr>
-        <w:t xml:space="preserve"> 다음 글의 밑줄 친 부분 중, 어법상 </w:t>
-      </w:r>
-      <w:r>
-        <w:rPr>
-          <w:rFonts w:ascii="맑은 고딕" w:hAnsi="맑은 고딕" w:eastAsia="맑은 고딕"/>
-          <w:b w:val="0"/>
-          <w:sz w:val="17"/>
-          <w:u w:val="single"/>
-        </w:rPr>
-        <w:t>틀린</w:t>
-      </w:r>
-      <w:r>
-        <w:rPr>
-          <w:rFonts w:ascii="맑은 고딕" w:hAnsi="맑은 고딕" w:eastAsia="맑은 고딕"/>
-          <w:b w:val="0"/>
-          <w:sz w:val="17"/>
-          <w:u w:val="none"/>
-        </w:rPr>
-        <w:t xml:space="preserve"> 것만을 있는 대로 고른 것은? [3.2점]</w:t>
+        <w:t xml:space="preserve"> 아래 1~5가 판별과 일치하는 진술이 되도록 ⓐ~ⓔ에 들어갈 말로 바르게 짝지어진 것은? [3.2점]</w:t>
       </w:r>
     </w:p>
     <w:p>
@@ -2018,17 +2002,45 @@
           <w:sz w:val="17"/>
           <w:u w:val="none"/>
         </w:rPr>
-        <w:t>Subsidies, taxes, and regulations can all lead to power plants ①</w:t>
-      </w:r>
+        <w:t>Whether a government uses subsidies, taxes, or rules, each of these tools can push power plants to cut their pollution by moving away from coal. In every case, making the change can leave a plant more profitable even after the costs involved are counted. Still, the plants would much rather have subsidies than rules or taxes, and it is easy to see why: getting money from the government beats paying the bill on their own. Yet whenever subsidies widen the range of choices open to the plants, the range open to someone else must shrink by the same amount. The electricity firms gain their ‘freedom’ at the cost of the ordinary citizen, whose taxes go up to fund the subsidy. There is also a problem of pure efficiency: a subsidized company never confronts the true cost of its own actions, so the subsidy bends the economy out of shape even when it does manage to cut emissions. In the end, electricity may become cheaper than it ought to be and people may use more of it, so that global warming gets worse although each unit of electricity now produces fewer emissions.</w:t>
+      </w:r>
+    </w:p>
+    <w:p>
+      <w:pPr>
+        <w:spacing w:before="0" w:after="0" w:line="288" w:lineRule="auto"/>
+        <w:ind w:left="40"/>
+        <w:snapToGrid w:val="0"/>
+        <w:pBdr>
+          <w:top w:val="single" w:sz="4" w:space="2" w:color="555555"/>
+          <w:left w:val="single" w:sz="4" w:space="2" w:color="555555"/>
+          <w:bottom w:val="single" w:sz="4" w:space="2" w:color="555555"/>
+          <w:right w:val="single" w:sz="4" w:space="2" w:color="555555"/>
+        </w:pBdr>
+        <w:shd w:val="clear" w:color="auto" w:fill="FFFFFF"/>
+      </w:pPr>
       <w:r>
         <w:rPr>
           <w:rFonts w:ascii="맑은 고딕" w:hAnsi="맑은 고딕" w:eastAsia="맑은 고딕"/>
           <w:b w:val="0"/>
           <w:sz w:val="17"/>
-          <w:u w:val="single"/>
-        </w:rPr>
-        <w:t>what</w:t>
-      </w:r>
+          <w:u w:val="none"/>
+        </w:rPr>
+        <w:t>진술  |  판별</w:t>
+      </w:r>
+    </w:p>
+    <w:p>
+      <w:pPr>
+        <w:spacing w:before="0" w:after="0" w:line="288" w:lineRule="auto"/>
+        <w:ind w:left="40"/>
+        <w:snapToGrid w:val="0"/>
+        <w:pBdr>
+          <w:top w:val="single" w:sz="4" w:space="2" w:color="555555"/>
+          <w:left w:val="single" w:sz="4" w:space="2" w:color="555555"/>
+          <w:bottom w:val="single" w:sz="4" w:space="2" w:color="555555"/>
+          <w:right w:val="single" w:sz="4" w:space="2" w:color="555555"/>
+        </w:pBdr>
+        <w:shd w:val="clear" w:color="auto" w:fill="FFFFFF"/>
+      </w:pPr>
       <w:r>
         <w:rPr>
           <w:rFonts w:ascii="맑은 고딕" w:hAnsi="맑은 고딕" w:eastAsia="맑은 고딕"/>
@@ -2036,17 +2048,45 @@
           <w:sz w:val="17"/>
           <w:u w:val="none"/>
         </w:rPr>
-        <w:t xml:space="preserve"> pollute less by switching away from coal. In all cases, profits can be higher from making the transition, even ②</w:t>
-      </w:r>
+        <w:t>1. Switching away from coal can be ⓐ (profitable / unprofitable) for a power plant even after the related costs are counted.  |  참</w:t>
+      </w:r>
+    </w:p>
+    <w:p>
+      <w:pPr>
+        <w:spacing w:before="0" w:after="0" w:line="288" w:lineRule="auto"/>
+        <w:ind w:left="40"/>
+        <w:snapToGrid w:val="0"/>
+        <w:pBdr>
+          <w:top w:val="single" w:sz="4" w:space="2" w:color="555555"/>
+          <w:left w:val="single" w:sz="4" w:space="2" w:color="555555"/>
+          <w:bottom w:val="single" w:sz="4" w:space="2" w:color="555555"/>
+          <w:right w:val="single" w:sz="4" w:space="2" w:color="555555"/>
+        </w:pBdr>
+        <w:shd w:val="clear" w:color="auto" w:fill="FFFFFF"/>
+      </w:pPr>
       <w:r>
         <w:rPr>
           <w:rFonts w:ascii="맑은 고딕" w:hAnsi="맑은 고딕" w:eastAsia="맑은 고딕"/>
           <w:b w:val="0"/>
           <w:sz w:val="17"/>
-          <w:u w:val="single"/>
-        </w:rPr>
-        <w:t>taking</w:t>
-      </w:r>
+          <w:u w:val="none"/>
+        </w:rPr>
+        <w:t>2. Power plants prefer ⓑ (subsidies / taxes) because someone else pays for the change.  |  참</w:t>
+      </w:r>
+    </w:p>
+    <w:p>
+      <w:pPr>
+        <w:spacing w:before="0" w:after="0" w:line="288" w:lineRule="auto"/>
+        <w:ind w:left="40"/>
+        <w:snapToGrid w:val="0"/>
+        <w:pBdr>
+          <w:top w:val="single" w:sz="4" w:space="2" w:color="555555"/>
+          <w:left w:val="single" w:sz="4" w:space="2" w:color="555555"/>
+          <w:bottom w:val="single" w:sz="4" w:space="2" w:color="555555"/>
+          <w:right w:val="single" w:sz="4" w:space="2" w:color="555555"/>
+        </w:pBdr>
+        <w:shd w:val="clear" w:color="auto" w:fill="FFFFFF"/>
+      </w:pPr>
       <w:r>
         <w:rPr>
           <w:rFonts w:ascii="맑은 고딕" w:hAnsi="맑은 고딕" w:eastAsia="맑은 고딕"/>
@@ -2054,17 +2094,45 @@
           <w:sz w:val="17"/>
           <w:u w:val="none"/>
         </w:rPr>
-        <w:t xml:space="preserve"> the related costs into account. The power plants prefer subsidies over regulations or taxes. The reason is obvious. Getting money from the government, after all, beats paying the bill on their own. But the “expansion” of their opportunity set through subsidies has to be ③</w:t>
-      </w:r>
+        <w:t>3. A subsidy may make electricity prices end up ⓒ (higher / lower) than they should be.  |  거짓</w:t>
+      </w:r>
+    </w:p>
+    <w:p>
+      <w:pPr>
+        <w:spacing w:before="0" w:after="0" w:line="288" w:lineRule="auto"/>
+        <w:ind w:left="40"/>
+        <w:snapToGrid w:val="0"/>
+        <w:pBdr>
+          <w:top w:val="single" w:sz="4" w:space="2" w:color="555555"/>
+          <w:left w:val="single" w:sz="4" w:space="2" w:color="555555"/>
+          <w:bottom w:val="single" w:sz="4" w:space="2" w:color="555555"/>
+          <w:right w:val="single" w:sz="4" w:space="2" w:color="555555"/>
+        </w:pBdr>
+        <w:shd w:val="clear" w:color="auto" w:fill="FFFFFF"/>
+      </w:pPr>
       <w:r>
         <w:rPr>
           <w:rFonts w:ascii="맑은 고딕" w:hAnsi="맑은 고딕" w:eastAsia="맑은 고딕"/>
           <w:b w:val="0"/>
           <w:sz w:val="17"/>
-          <w:u w:val="single"/>
-        </w:rPr>
-        <w:t>matched</w:t>
-      </w:r>
+          <w:u w:val="none"/>
+        </w:rPr>
+        <w:t>4. From the standpoint of pure efficiency, a subsidy distorts the economy.  |  ⓓ</w:t>
+      </w:r>
+    </w:p>
+    <w:p>
+      <w:pPr>
+        <w:spacing w:before="0" w:after="60" w:line="288" w:lineRule="auto"/>
+        <w:ind w:left="40"/>
+        <w:snapToGrid w:val="0"/>
+        <w:pBdr>
+          <w:top w:val="single" w:sz="4" w:space="2" w:color="555555"/>
+          <w:left w:val="single" w:sz="4" w:space="2" w:color="555555"/>
+          <w:bottom w:val="single" w:sz="4" w:space="2" w:color="555555"/>
+          <w:right w:val="single" w:sz="4" w:space="2" w:color="555555"/>
+        </w:pBdr>
+        <w:shd w:val="clear" w:color="auto" w:fill="FFFFFF"/>
+      </w:pPr>
       <w:r>
         <w:rPr>
           <w:rFonts w:ascii="맑은 고딕" w:hAnsi="맑은 고딕" w:eastAsia="맑은 고딕"/>
@@ -2072,17 +2140,31 @@
           <w:sz w:val="17"/>
           <w:u w:val="none"/>
         </w:rPr>
-        <w:t xml:space="preserve"> by the contraction of the opportunity set of others. The electricity companies’ “freedom” is increased at the expense of the ordinary individual, who must suffer from increased taxation to pay for the subsidy. There is also a problem of pure efficiency: a subsidized company never confronts the true cost of its own actions, so the subsidy bends the economy out of shape even when it does manage to cut emissions. Indeed, electricity prices may end up lower than they should be and electricity consumption higher, ⑤</w:t>
-      </w:r>
+        <w:t>5. Because emissions per unit of electricity fall, global warming is reduced overall.  |  ⓔ</w:t>
+      </w:r>
+    </w:p>
+    <w:p>
+      <w:pPr>
+        <w:spacing w:before="0" w:after="0" w:line="269" w:lineRule="auto"/>
+        <w:ind w:left="180" w:hanging="180"/>
+        <w:snapToGrid w:val="0"/>
+      </w:pPr>
       <w:r>
         <w:rPr>
           <w:rFonts w:ascii="맑은 고딕" w:hAnsi="맑은 고딕" w:eastAsia="맑은 고딕"/>
           <w:b w:val="0"/>
           <w:sz w:val="17"/>
-          <w:u w:val="single"/>
-        </w:rPr>
-        <w:t>which</w:t>
-      </w:r>
+          <w:u w:val="none"/>
+        </w:rPr>
+        <w:t>① profitable / subsidies / lower / 참 / 거짓</w:t>
+      </w:r>
+    </w:p>
+    <w:p>
+      <w:pPr>
+        <w:spacing w:before="0" w:after="0" w:line="269" w:lineRule="auto"/>
+        <w:ind w:left="180" w:hanging="180"/>
+        <w:snapToGrid w:val="0"/>
+      </w:pPr>
       <w:r>
         <w:rPr>
           <w:rFonts w:ascii="맑은 고딕" w:hAnsi="맑은 고딕" w:eastAsia="맑은 고딕"/>
@@ -2090,17 +2172,31 @@
           <w:sz w:val="17"/>
           <w:u w:val="none"/>
         </w:rPr>
-        <w:t xml:space="preserve"> will worsen global warming, even though the emissions per unit of electricity ④</w:t>
-      </w:r>
+        <w:t>② profitable / taxes / higher / 참 / 참</w:t>
+      </w:r>
+    </w:p>
+    <w:p>
+      <w:pPr>
+        <w:spacing w:before="0" w:after="0" w:line="269" w:lineRule="auto"/>
+        <w:ind w:left="180" w:hanging="180"/>
+        <w:snapToGrid w:val="0"/>
+      </w:pPr>
       <w:r>
         <w:rPr>
           <w:rFonts w:ascii="맑은 고딕" w:hAnsi="맑은 고딕" w:eastAsia="맑은 고딕"/>
           <w:b w:val="0"/>
           <w:sz w:val="17"/>
-          <w:u w:val="single"/>
-        </w:rPr>
-        <w:t>has</w:t>
-      </w:r>
+          <w:u w:val="none"/>
+        </w:rPr>
+        <w:t>③ profitable / subsidies / higher / 참 / 거짓</w:t>
+      </w:r>
+    </w:p>
+    <w:p>
+      <w:pPr>
+        <w:spacing w:before="0" w:after="0" w:line="269" w:lineRule="auto"/>
+        <w:ind w:left="180" w:hanging="180"/>
+        <w:snapToGrid w:val="0"/>
+      </w:pPr>
       <w:r>
         <w:rPr>
           <w:rFonts w:ascii="맑은 고딕" w:hAnsi="맑은 고딕" w:eastAsia="맑은 고딕"/>
@@ -2108,13 +2204,13 @@
           <w:sz w:val="17"/>
           <w:u w:val="none"/>
         </w:rPr>
-        <w:t xml:space="preserve"> been reduced.</w:t>
+        <w:t>④ unprofitable / subsidies / higher / 거짓 / 거짓</w:t>
       </w:r>
     </w:p>
     <w:p>
       <w:pPr>
-        <w:spacing w:before="0" w:after="20" w:line="276" w:lineRule="auto"/>
-        <w:ind w:left="80"/>
+        <w:spacing w:before="0" w:after="0" w:line="269" w:lineRule="auto"/>
+        <w:ind w:left="180" w:hanging="180"/>
         <w:snapToGrid w:val="0"/>
       </w:pPr>
       <w:r>
@@ -2124,7 +2220,7 @@
           <w:sz w:val="17"/>
           <w:u w:val="none"/>
         </w:rPr>
-        <w:t>① ①, ④    ② ②, ④    ③ ①, ③    ④ ①, ②, ④    ⑤ ③, ⑤</w:t>
+        <w:t>⑤ profitable / subsidies / lower / 거짓 / 참</w:t>
       </w:r>
     </w:p>
     <w:p>
@@ -3978,7 +4074,7 @@
           <w:sz w:val="15"/>
           <w:u w:val="none"/>
         </w:rPr>
-        <w:t xml:space="preserve"> The electricity companies’ “freedom” is increased at the expense of the ordinary individual, who must suffer from increased taxation to pay for the subsidy. (increase→increased)</w:t>
+        <w:t xml:space="preserve"> The electricity companies’ “freedom” is increased at the expense of the ordinary individual, who must suffer from increased taxation to pay for the subsidy. (increase→is increased · increase→increased · pay for→to pay for / 24단어 / 계속적 용법 who)</w:t>
       </w:r>
     </w:p>
     <w:p>
@@ -4294,7 +4390,7 @@
           <w:sz w:val="15"/>
           <w:u w:val="none"/>
         </w:rPr>
-        <w:t xml:space="preserve"> 정답 ① — ① what → that  ④ has → have</w:t>
+        <w:t xml:space="preserve"> 정답 ③ — ⓐ profitable  ⓑ subsidies  ⓒ higher(거짓 진술이 되도록)  ⓓ 참  ⓔ 거짓</w:t>
       </w:r>
     </w:p>
     <w:p>
@@ -4731,7 +4827,7 @@
           <w:sz w:val="14"/>
           <w:u w:val="none"/>
         </w:rPr>
-        <w:t>③ [decoy]</w:t>
+        <w:t>① [판별 무시]</w:t>
       </w:r>
       <w:r>
         <w:rPr>
@@ -4740,7 +4836,7 @@
           <w:sz w:val="14"/>
           <w:u w:val="none"/>
         </w:rPr>
-        <w:t xml:space="preserve"> ‘확대가 축소를 맞춘다’로 읽으면 matching(능동)이 맞아 보이지만 뒤에 by가 있어 수동. </w:t>
+        <w:t xml:space="preserve"> 3번에 본문 그대로의 lower를 넣으면 진술이 참이 되어 판별(거짓)과 어긋난다 — 2026형의 핵심 함정. </w:t>
       </w:r>
       <w:r>
         <w:rPr>
@@ -4749,7 +4845,7 @@
           <w:sz w:val="14"/>
           <w:u w:val="none"/>
         </w:rPr>
-        <w:t>④ [수일치 함정]</w:t>
+        <w:t>④ [방향 역전]</w:t>
       </w:r>
       <w:r>
         <w:rPr>
@@ -4758,7 +4854,25 @@
           <w:sz w:val="14"/>
           <w:u w:val="none"/>
         </w:rPr>
-        <w:t xml:space="preserve"> 바로 앞 electricity(단수)에 끌려 has를 맞다고 보기 쉽다 — 주어는 emissions. ②·④만 고르면 ②, ①·③은 ③.</w:t>
+        <w:t xml:space="preserve"> unprofitable은 S2와 반대, ⓓ 거짓도 틀림. </w:t>
+      </w:r>
+      <w:r>
+        <w:rPr>
+          <w:rFonts w:ascii="맑은 고딕" w:hAnsi="맑은 고딕" w:eastAsia="맑은 고딕"/>
+          <w:b/>
+          <w:sz w:val="14"/>
+          <w:u w:val="none"/>
+        </w:rPr>
+        <w:t>②</w:t>
+      </w:r>
+      <w:r>
+        <w:rPr>
+          <w:rFonts w:ascii="맑은 고딕" w:hAnsi="맑은 고딕" w:eastAsia="맑은 고딕"/>
+          <w:b w:val="0"/>
+          <w:sz w:val="14"/>
+          <w:u w:val="none"/>
+        </w:rPr>
+        <w:t xml:space="preserve"> taxes는 발전소가 선호하는 쪽이 아니고, ⓔ 참은 ‘단위당 감소에도 온난화 악화’와 모순.</w:t>
       </w:r>
     </w:p>
     <w:p>
@@ -5221,7 +5335,7 @@
           <w:sz w:val="14"/>
           <w:u w:val="none"/>
         </w:rPr>
-        <w:t xml:space="preserve"> 보조금, 세금, 그리고 규제는 모두 석탄 사용에서 벗어나는 전환을 통해 오염을 덜 일으키는 발전소로 이어질 수 있다. 모든 경우에, 관련 비용까지 고려하더라도, 그 전환을 하는 것에서 얻는 이익은 더 높을 수 있다. 발전소들은 규제나 세금보다 보조금을 선호한다. 그 이유는 명백하다. 그들은 그 비용을 스스로 지불하기보다는 정부로부터 돈을 받는 것을 선호한다. 그러나 보조금을 통한 그들의 기회 집합의 ‘확대’는 다른 사람들의 기회 집합의 축소로 맞추어져야만 한다. 전력 회사들의 ‘자유’는 일반 개인을 희생시켜 늘어나는데, 그 개인은 그 보조금을 지급하기 위해 늘어난 세금으로 고통을 겪어야 한다. 더욱이 순수한 효율성의 관점에서 보면, 보조금은 경제를 왜곡하는데, 전력 회사가 설령 배출량을 제한하는 데 성공하더라도 자신이 하는 일의 전체 비용을 직면하고 있지 않기 때문이다. 실제로, 전기 가격은 마땅히 되어야 하는 수준보다 결국 더 낮아지고 전기 소비는 더 높아질 수 있는데, 이는 전기 단위당 배출량이 줄었더라도 지구 온난화를 악화시킬 것이다.</w:t>
+        <w:t xml:space="preserve"> ['보조금, 세금, 그리고 규제는 모두 석탄 사용에서 벗어나는 전환을 통해 오염을 덜 일으키는 발전소로 이어질 수 있다.', '모든 경우에, 관련 비용까지 고려하더라도, 그 전환을 하는 것에서 얻는 이익은 더 높을 수 있다.', '발전소들은 규제나 세금보다 보조금을 선호한다.', '그 이유는 명백하다.', '그들은 그 비용을 스스로 지불하기보다는 정부로부터 돈을 받는 것을 선호한다.', '그러나 보조금을 통한 그들의 기회 집합의 ‘확대’는 다른 사람들의 기회 집합의 축소로 맞추어져야만 한다.', '전력 회사들의 ‘자유’는 일반 개인을 희생시켜 늘어나는데, 그 개인은 그 보조금을 지급하기 위해 늘어난 세금으로 고통을 겪어야 한다.', '더욱이 순수한 효율성의 관점에서 보면, 보조금은 경제를 왜곡하는데, 전력 회사가 설령 배출량을 제한하는 데 성공하더라도 자신이 하는 일의 전체 비용을 직면하고 있지 않기 때문이다.', '실제로, 전기 가격은 마땅히 되어야 하는 수준보다 결국 더 낮아지고 전기 소비는 더 높아질 수 있는데, 이는 전기 단위당 배출량이 줄었더라도 지구 온난화를 악화시킬 것이다.']</w:t>
       </w:r>
     </w:p>
     <w:p>
@@ -5246,7 +5360,7 @@
           <w:sz w:val="14"/>
           <w:u w:val="none"/>
         </w:rPr>
-        <w:t xml:space="preserve"> 더 깨끗한 공기를 원하는 도시는 큰 회사의 직원들이 차를 집에 두고 오도록 그 회사에 무료 버스 승차권을 제공할 수 있다. 회사는 당연히 그 선물을 반기는데, 승차권 값을 스스로 내지 않기 때문이다. 하지만 그 돈은 다른 모든 주민에게서 나오고, 그들의 세금은 그 비용을 메우기 위해 오른다. 그리고 회사는 자기 선택의 전체 값을 결코 보지 못하므로, 도시의 도로가 감당할 수 있는 것보다 더 많은 운전자를 고용할지도 모른다.</w:t>
+        <w:t xml:space="preserve"> ['더 깨끗한 공기를 원하는 도시는 큰 회사의 직원들이 차를 집에 두고 오도록 그 회사에 무료 버스 승차권을 제공할 수 있다.', '회사는 당연히 그 선물을 반기는데, 승차권 값을 스스로 내지 않기 때문이다.', '하지만 그 돈은 다른 모든 주민에게서 나오고, 그들의 세금은 그 비용을 메우기 위해 오른다.', '그리고 회사는 자기 선택의 전체 값을 결코 보지 못하므로, 도시의 도로가 감당할 수 있는 것보다 더 많은 운전자를 고용할지도 모른다.']</w:t>
       </w:r>
     </w:p>
     <w:sectPr>
